--- a/pr-preview/pr-274/index.docx
+++ b/pr-preview/pr-274/index.docx
@@ -15,7 +15,7 @@
         <w:pStyle w:val="Date"/>
       </w:pPr>
       <w:r>
-        <w:t xml:space="preserve">Last modified: 2026-10-10 12:05:21 (PDT)</w:t>
+        <w:t xml:space="preserve">Last modified: 2026-10-10 12:21:20 (PDT)</w:t>
       </w:r>
     </w:p>
     <w:p>
@@ -961,13 +961,13 @@
         <w:t xml:space="preserve"> </w:t>
       </w:r>
       <w:r>
-        <w:t xml:space="preserve">This site’s own content also began in the UCD-SERG Lab Manual,</w:t>
-      </w:r>
-      <w:r>
-        <w:t xml:space="preserve"> </w:t>
-      </w:r>
-      <w:r>
-        <w:t xml:space="preserve">in its</w:t>
+        <w:t xml:space="preserve">This site’s own content also began as</w:t>
+      </w:r>
+      <w:r>
+        <w:t xml:space="preserve"> </w:t>
+      </w:r>
+      <w:r>
+        <w:t xml:space="preserve">the</w:t>
       </w:r>
       <w:r>
         <w:t xml:space="preserve"> </w:t>
@@ -979,7 +979,7 @@
         <w:t xml:space="preserve"> </w:t>
       </w:r>
       <w:r>
-        <w:t xml:space="preserve">chapter.</w:t>
+        <w:t xml:space="preserve">chapter of the UCD-SERG Lab Manual.</w:t>
       </w:r>
     </w:p>
     <w:bookmarkEnd w:id="32"/>
